--- a/중국어_대화문/4부_docx/4부_03화_옥중_단식.docx
+++ b/중국어_대화문/4부_docx/4부_03화_옥중_단식.docx
@@ -734,7 +734,7 @@
     </w:p>
     <w:p>
       <w:r>
-        <w:t>(上午九点十分。接见室一排隔间，一块玻璃，两部黑色电话。墙角的摄像头亮着红灯。韦管教坐在靠门的椅子上，面前摊开记录本。玻璃那头的门开了，一个女警陪着唐雪进来，不是搀，是在她旁边慢慢走，随时准备伸手。唐雪穿着灰蓝色的囚服，宽得像别人的衣裳，眼窝陷了下去，眼镜的一条腿仍然用胶布缠着。她看见苏敏，嘴角先动了。这一次，她笑得很大方，没有了三年前那种怕笑声被没收的样子。)</w:t>
+        <w:t>(上午九点十分。接见室一排隔间，一块玻璃，两部黑色电话。墙角的摄像头亮着红灯。韦管教坐在靠门的椅子上，面前摊开记录本。玻璃那头的门开了，一个女警陪着唐雪进来，不是搀，是在她旁边慢慢走，随时准备伸手。唐雪穿着灰蓝色的囚服，宽得像别人的衣裳，眼窝陷了下去，眼镜的一条腿仍然用胶布缠着。她看见苏敏，嘴角先动了。这一次，她笑得很大方，没有了两年前那种怕笑声被没收的样子。)</w:t>
       </w:r>
     </w:p>
     <w:p>
@@ -1084,7 +1084,7 @@
         <w:t>唐雪:</w:t>
       </w:r>
       <w:r>
-        <w:t xml:space="preserve"> 苏姐，还有一件小事。去年夏天我让你路过雾溪，替我喝一口水，你喝了吗？</w:t>
+        <w:t xml:space="preserve"> 苏姐，还有一件小事。前年夏天我让你路过雾溪，替我喝一口水，你喝了吗？</w:t>
       </w:r>
     </w:p>
     <w:p>
